--- a/grade10/partners/Python_from_Zero_Programme_Dossier.docx
+++ b/grade10/partners/Python_from_Zero_Programme_Dossier.docx
@@ -101,7 +101,7 @@
                 <w:color w:val="1A1A1A"/>
                 <w:sz w:val="19"/>
               </w:rPr>
-              <w:t>Two parts.</w:t>
+              <w:t>Two courses, one per school grade.</w:t>
             </w:r>
             <w:r>
               <w:rPr>
@@ -109,7 +109,7 @@
                 <w:color w:val="1A1A1A"/>
                 <w:sz w:val="19"/>
               </w:rPr>
-              <w:t xml:space="preserve"> </w:t>
+              <w:t xml:space="preserve"> Each is a </w:t>
             </w:r>
             <w:r>
               <w:rPr>
@@ -118,7 +118,7 @@
                 <w:color w:val="1A1A1A"/>
                 <w:sz w:val="19"/>
               </w:rPr>
-              <w:t>Part 1 — coding skills — 2 months.</w:t>
+              <w:t>practical Part 1 of 2 months</w:t>
             </w:r>
             <w:r>
               <w:rPr>
@@ -126,7 +126,7 @@
                 <w:color w:val="1A1A1A"/>
                 <w:sz w:val="19"/>
               </w:rPr>
-              <w:t xml:space="preserve"> </w:t>
+              <w:t xml:space="preserve"> and a </w:t>
             </w:r>
             <w:r>
               <w:rPr>
@@ -135,7 +135,7 @@
                 <w:color w:val="1A1A1A"/>
                 <w:sz w:val="19"/>
               </w:rPr>
-              <w:t>Part 2 — algorithmic tasks and theory — 4 months</w:t>
+              <w:t>theoretical Part 2 of 4 months</w:t>
             </w:r>
             <w:r>
               <w:rPr>
@@ -143,7 +143,7 @@
                 <w:color w:val="1A1A1A"/>
                 <w:sz w:val="19"/>
               </w:rPr>
-              <w:t xml:space="preserve">, and only if Part 1 succeeds. </w:t>
+              <w:t xml:space="preserve"> that runs only if its Part 1 succeeds. </w:t>
             </w:r>
             <w:r>
               <w:rPr>
@@ -152,7 +152,15 @@
                 <w:color w:val="1A1A1A"/>
                 <w:sz w:val="19"/>
               </w:rPr>
-              <w:t>This dossier describes Part 1.</w:t>
+              <w:t>This dossier describes the grade-10 course's Part 1</w:t>
+            </w:r>
+            <w:r>
+              <w:rPr>
+                <w:i w:val="0"/>
+                <w:color w:val="1A1A1A"/>
+                <w:sz w:val="19"/>
+              </w:rPr>
+              <w:t>; the grade-11 course is summarised in section 12.</w:t>
             </w:r>
           </w:p>
         </w:tc>
@@ -546,28 +554,20 @@
             <w:r/>
             <w:r>
               <w:rPr>
+                <w:b/>
                 <w:i w:val="0"/>
                 <w:color w:val="1A1A1A"/>
                 <w:sz w:val="19"/>
               </w:rPr>
-              <w:t xml:space="preserve">Part 1 materials complete and verified. </w:t>
-            </w:r>
-            <w:r>
-              <w:rPr>
-                <w:b/>
+              <w:t>Both Part 1 courses are complete and verified. Neither has been taught to a cohort.</w:t>
+            </w:r>
+            <w:r>
+              <w:rPr>
                 <w:i w:val="0"/>
                 <w:color w:val="1A1A1A"/>
                 <w:sz w:val="19"/>
               </w:rPr>
-              <w:t>Not yet taught to a cohort.</w:t>
-            </w:r>
-            <w:r>
-              <w:rPr>
-                <w:i w:val="0"/>
-                <w:color w:val="1A1A1A"/>
-                <w:sz w:val="19"/>
-              </w:rPr>
-              <w:t xml:space="preserve"> Part 2 is a vision</w:t>
+              <w:t xml:space="preserve"> Both Part 2s are visions</w:t>
             </w:r>
           </w:p>
         </w:tc>
@@ -609,7 +609,7 @@
                 <w:color w:val="1A1A1A"/>
                 <w:sz w:val="19"/>
               </w:rPr>
-              <w:t>1.8 — for partner review · 2 October 2026</w:t>
+              <w:t>2.0 — for partner review · 2 October 2026</w:t>
             </w:r>
           </w:p>
         </w:tc>
@@ -722,7 +722,7 @@
           <w:color w:val="1A1A1A"/>
           <w:sz w:val="21"/>
         </w:rPr>
-        <w:t xml:space="preserve">A programme for public-school teachers who have never written a line of code, </w:t>
+        <w:t xml:space="preserve">A programme for public-school teachers who have never written a line of code. </w:t>
       </w:r>
       <w:r>
         <w:rPr>
@@ -731,7 +731,7 @@
           <w:color w:val="1A1A1A"/>
           <w:sz w:val="21"/>
         </w:rPr>
-        <w:t>in two parts: Part 1 teaches coding skills over two months; Part 2 covers algorithmic tasks and the theory Part 1 postponed, over four.</w:t>
+        <w:t>It is now two courses — one preparing a teacher for grade 10, one for grade 11 — and each is a practical Part 1 of two months followed by a theoretical Part 2 of four.</w:t>
       </w:r>
       <w:r>
         <w:rPr>
@@ -739,7 +739,7 @@
           <w:color w:val="1A1A1A"/>
           <w:sz w:val="21"/>
         </w:rPr>
-        <w:t xml:space="preserve"> This dossier describes </w:t>
+        <w:t xml:space="preserve"> This dossier describes the </w:t>
       </w:r>
       <w:r>
         <w:rPr>
@@ -748,7 +748,7 @@
           <w:color w:val="1A1A1A"/>
           <w:sz w:val="21"/>
         </w:rPr>
-        <w:t>Part 1</w:t>
+        <w:t>grade-10 course's Part 1</w:t>
       </w:r>
       <w:r>
         <w:rPr>
@@ -756,7 +756,7 @@
           <w:color w:val="1A1A1A"/>
           <w:sz w:val="21"/>
         </w:rPr>
-        <w:t xml:space="preserve">: twenty-four sessions, three a week for eight weeks, </w:t>
+        <w:t xml:space="preserve">; section 12 summarises the second course, which is also built. Part 1 is twenty-four sessions, three a week for eight weeks, </w:t>
       </w:r>
       <w:r>
         <w:rPr>
@@ -11257,7 +11257,881 @@
         </w:pBdr>
       </w:pPr>
       <w:r>
-        <w:t>11.  The decision point after two months</w:t>
+        <w:t>11.  The second course — preparing teachers for grade 11</w:t>
+      </w:r>
+    </w:p>
+    <w:p>
+      <w:pPr>
+        <w:spacing w:after="140"/>
+      </w:pPr>
+      <w:r>
+        <w:rPr>
+          <w:i w:val="0"/>
+          <w:color w:val="1A1A1A"/>
+          <w:sz w:val="21"/>
+        </w:rPr>
+        <w:t xml:space="preserve">Since this dossier was last issued, a </w:t>
+      </w:r>
+      <w:r>
+        <w:rPr>
+          <w:b/>
+          <w:i w:val="0"/>
+          <w:color w:val="1A1A1A"/>
+          <w:sz w:val="21"/>
+        </w:rPr>
+        <w:t>second course has been built and verified</w:t>
+      </w:r>
+      <w:r>
+        <w:rPr>
+          <w:i w:val="0"/>
+          <w:color w:val="1A1A1A"/>
+          <w:sz w:val="21"/>
+        </w:rPr>
+        <w:t xml:space="preserve">. It takes a teacher who has finished the course described above and prepares them to teach </w:t>
+      </w:r>
+      <w:r>
+        <w:rPr>
+          <w:b/>
+          <w:i w:val="0"/>
+          <w:color w:val="1A1A1A"/>
+          <w:sz w:val="21"/>
+        </w:rPr>
+        <w:t>grade 11</w:t>
+      </w:r>
+      <w:r>
+        <w:rPr>
+          <w:i w:val="0"/>
+          <w:color w:val="1A1A1A"/>
+          <w:sz w:val="21"/>
+        </w:rPr>
+        <w:t>. It is the same length, the same shape and the same method: twenty-four sessions of seventy-five minutes, three a week for eight weeks, delivered remotely in groups of four to eight.</w:t>
+      </w:r>
+    </w:p>
+    <w:tbl>
+      <w:tblPr>
+        <w:tblStyle w:val="TableGrid"/>
+        <w:tblW w:type="auto" w:w="0"/>
+        <w:jc w:val="center"/>
+        <w:tblLayout w:type="fixed"/>
+        <w:tblLook w:firstColumn="1" w:firstRow="1" w:lastColumn="0" w:lastRow="0" w:noHBand="0" w:noVBand="1" w:val="04A0"/>
+      </w:tblPr>
+      <w:tblGrid>
+        <w:gridCol w:w="1506"/>
+        <w:gridCol w:w="3953"/>
+        <w:gridCol w:w="3953"/>
+      </w:tblGrid>
+      <w:tr>
+        <w:trPr>
+          <w:tblHeader w:val="true"/>
+        </w:trPr>
+        <w:tc>
+          <w:tcPr>
+            <w:tcW w:type="dxa" w:w="1506"/>
+            <w:shd w:val="clear" w:fill="1F3A5F"/>
+          </w:tcPr>
+          <w:p>
+            <w:pPr>
+              <w:spacing w:after="40" w:before="40"/>
+            </w:pPr>
+            <w:r/>
+            <w:r>
+              <w:rPr>
+                <w:b/>
+                <w:color w:val="FFFFFF"/>
+                <w:sz w:val="19"/>
+              </w:rPr>
+            </w:r>
+          </w:p>
+        </w:tc>
+        <w:tc>
+          <w:tcPr>
+            <w:tcW w:type="dxa" w:w="3953"/>
+            <w:shd w:val="clear" w:fill="1F3A5F"/>
+          </w:tcPr>
+          <w:p>
+            <w:pPr>
+              <w:spacing w:after="40" w:before="40"/>
+            </w:pPr>
+            <w:r/>
+            <w:r>
+              <w:rPr>
+                <w:b/>
+                <w:color w:val="FFFFFF"/>
+                <w:sz w:val="19"/>
+              </w:rPr>
+              <w:t>Grade-10 course</w:t>
+            </w:r>
+          </w:p>
+        </w:tc>
+        <w:tc>
+          <w:tcPr>
+            <w:tcW w:type="dxa" w:w="3953"/>
+            <w:shd w:val="clear" w:fill="1F3A5F"/>
+          </w:tcPr>
+          <w:p>
+            <w:pPr>
+              <w:spacing w:after="40" w:before="40"/>
+            </w:pPr>
+            <w:r/>
+            <w:r>
+              <w:rPr>
+                <w:b/>
+                <w:color w:val="FFFFFF"/>
+                <w:sz w:val="19"/>
+              </w:rPr>
+              <w:t>Grade-11 course</w:t>
+            </w:r>
+          </w:p>
+        </w:tc>
+      </w:tr>
+      <w:tr>
+        <w:tc>
+          <w:tcPr>
+            <w:tcW w:type="dxa" w:w="1506"/>
+          </w:tcPr>
+          <w:p>
+            <w:pPr>
+              <w:spacing w:after="40" w:before="40"/>
+            </w:pPr>
+            <w:r/>
+            <w:r>
+              <w:rPr>
+                <w:i w:val="0"/>
+                <w:color w:val="1A1A1A"/>
+                <w:sz w:val="19"/>
+              </w:rPr>
+              <w:t>Entry</w:t>
+            </w:r>
+          </w:p>
+        </w:tc>
+        <w:tc>
+          <w:tcPr>
+            <w:tcW w:type="dxa" w:w="3953"/>
+          </w:tcPr>
+          <w:p>
+            <w:pPr>
+              <w:spacing w:after="40" w:before="40"/>
+            </w:pPr>
+            <w:r/>
+            <w:r>
+              <w:rPr>
+                <w:b/>
+                <w:i w:val="0"/>
+                <w:color w:val="1A1A1A"/>
+                <w:sz w:val="19"/>
+              </w:rPr>
+              <w:t>None.</w:t>
+            </w:r>
+            <w:r>
+              <w:rPr>
+                <w:i w:val="0"/>
+                <w:color w:val="1A1A1A"/>
+                <w:sz w:val="19"/>
+              </w:rPr>
+              <w:t xml:space="preserve"> Begins with installing software</w:t>
+            </w:r>
+          </w:p>
+        </w:tc>
+        <w:tc>
+          <w:tcPr>
+            <w:tcW w:type="dxa" w:w="3953"/>
+          </w:tcPr>
+          <w:p>
+            <w:pPr>
+              <w:spacing w:after="40" w:before="40"/>
+            </w:pPr>
+            <w:r/>
+            <w:r>
+              <w:rPr>
+                <w:b/>
+                <w:i w:val="0"/>
+                <w:color w:val="1A1A1A"/>
+                <w:sz w:val="19"/>
+              </w:rPr>
+              <w:t>The grade-10 course</w:t>
+            </w:r>
+            <w:r>
+              <w:rPr>
+                <w:i w:val="0"/>
+                <w:color w:val="1A1A1A"/>
+                <w:sz w:val="19"/>
+              </w:rPr>
+              <w:t>, and nothing beyond it</w:t>
+            </w:r>
+          </w:p>
+        </w:tc>
+      </w:tr>
+      <w:tr>
+        <w:tc>
+          <w:tcPr>
+            <w:tcW w:type="dxa" w:w="1506"/>
+            <w:shd w:val="clear" w:fill="EEF2F7"/>
+          </w:tcPr>
+          <w:p>
+            <w:pPr>
+              <w:spacing w:after="40" w:before="40"/>
+            </w:pPr>
+            <w:r/>
+            <w:r>
+              <w:rPr>
+                <w:i w:val="0"/>
+                <w:color w:val="1A1A1A"/>
+                <w:sz w:val="19"/>
+              </w:rPr>
+              <w:t>State topics</w:t>
+            </w:r>
+          </w:p>
+        </w:tc>
+        <w:tc>
+          <w:tcPr>
+            <w:tcW w:type="dxa" w:w="3953"/>
+            <w:shd w:val="clear" w:fill="EEF2F7"/>
+          </w:tcPr>
+          <w:p>
+            <w:pPr>
+              <w:spacing w:after="40" w:before="40"/>
+            </w:pPr>
+            <w:r/>
+            <w:r>
+              <w:rPr>
+                <w:i w:val="0"/>
+                <w:color w:val="1A1A1A"/>
+                <w:sz w:val="19"/>
+              </w:rPr>
+              <w:t>1–14</w:t>
+            </w:r>
+          </w:p>
+        </w:tc>
+        <w:tc>
+          <w:tcPr>
+            <w:tcW w:type="dxa" w:w="3953"/>
+            <w:shd w:val="clear" w:fill="EEF2F7"/>
+          </w:tcPr>
+          <w:p>
+            <w:pPr>
+              <w:spacing w:after="40" w:before="40"/>
+            </w:pPr>
+            <w:r/>
+            <w:r>
+              <w:rPr>
+                <w:i w:val="0"/>
+                <w:color w:val="1A1A1A"/>
+                <w:sz w:val="19"/>
+              </w:rPr>
+              <w:t>15–22 and 24</w:t>
+            </w:r>
+          </w:p>
+        </w:tc>
+      </w:tr>
+      <w:tr>
+        <w:tc>
+          <w:tcPr>
+            <w:tcW w:type="dxa" w:w="1506"/>
+          </w:tcPr>
+          <w:p>
+            <w:pPr>
+              <w:spacing w:after="40" w:before="40"/>
+            </w:pPr>
+            <w:r/>
+            <w:r>
+              <w:rPr>
+                <w:i w:val="0"/>
+                <w:color w:val="1A1A1A"/>
+                <w:sz w:val="19"/>
+              </w:rPr>
+              <w:t>Spine</w:t>
+            </w:r>
+          </w:p>
+        </w:tc>
+        <w:tc>
+          <w:tcPr>
+            <w:tcW w:type="dxa" w:w="3953"/>
+          </w:tcPr>
+          <w:p>
+            <w:pPr>
+              <w:spacing w:after="40" w:before="40"/>
+            </w:pPr>
+            <w:r/>
+            <w:r>
+              <w:rPr>
+                <w:i w:val="0"/>
+                <w:color w:val="1A1A1A"/>
+                <w:sz w:val="19"/>
+              </w:rPr>
+              <w:t>one class, in dictionaries</w:t>
+            </w:r>
+          </w:p>
+        </w:tc>
+        <w:tc>
+          <w:tcPr>
+            <w:tcW w:type="dxa" w:w="3953"/>
+          </w:tcPr>
+          <w:p>
+            <w:pPr>
+              <w:spacing w:after="40" w:before="40"/>
+            </w:pPr>
+            <w:r/>
+            <w:r>
+              <w:rPr>
+                <w:b/>
+                <w:i w:val="0"/>
+                <w:color w:val="1A1A1A"/>
+                <w:sz w:val="19"/>
+              </w:rPr>
+              <w:t>the whole school</w:t>
+            </w:r>
+            <w:r>
+              <w:rPr>
+                <w:i w:val="0"/>
+                <w:color w:val="1A1A1A"/>
+                <w:sz w:val="19"/>
+              </w:rPr>
+              <w:t>, as objects with statistics and charts</w:t>
+            </w:r>
+          </w:p>
+        </w:tc>
+      </w:tr>
+      <w:tr>
+        <w:tc>
+          <w:tcPr>
+            <w:tcW w:type="dxa" w:w="1506"/>
+            <w:shd w:val="clear" w:fill="EEF2F7"/>
+          </w:tcPr>
+          <w:p>
+            <w:pPr>
+              <w:spacing w:after="40" w:before="40"/>
+            </w:pPr>
+            <w:r/>
+            <w:r>
+              <w:rPr>
+                <w:i w:val="0"/>
+                <w:color w:val="1A1A1A"/>
+                <w:sz w:val="19"/>
+              </w:rPr>
+              <w:t>Teaches</w:t>
+            </w:r>
+          </w:p>
+        </w:tc>
+        <w:tc>
+          <w:tcPr>
+            <w:tcW w:type="dxa" w:w="3953"/>
+            <w:shd w:val="clear" w:fill="EEF2F7"/>
+          </w:tcPr>
+          <w:p>
+            <w:pPr>
+              <w:spacing w:after="40" w:before="40"/>
+            </w:pPr>
+            <w:r/>
+            <w:r>
+              <w:rPr>
+                <w:i w:val="0"/>
+                <w:color w:val="1A1A1A"/>
+                <w:sz w:val="19"/>
+              </w:rPr>
+              <w:t>print, types, variables, lists, dictionaries, conditions, loops, functions, files</w:t>
+            </w:r>
+          </w:p>
+        </w:tc>
+        <w:tc>
+          <w:tcPr>
+            <w:tcW w:type="dxa" w:w="3953"/>
+            <w:shd w:val="clear" w:fill="EEF2F7"/>
+          </w:tcPr>
+          <w:p>
+            <w:pPr>
+              <w:spacing w:after="40" w:before="40"/>
+            </w:pPr>
+            <w:r/>
+            <w:r>
+              <w:rPr>
+                <w:b/>
+                <w:i w:val="0"/>
+                <w:color w:val="1A1A1A"/>
+                <w:sz w:val="19"/>
+              </w:rPr>
+              <w:t>classes, inheritance, NumPy, Matplotlib, pandas, recursion, debugging</w:t>
+            </w:r>
+          </w:p>
+        </w:tc>
+      </w:tr>
+      <w:tr>
+        <w:tc>
+          <w:tcPr>
+            <w:tcW w:type="dxa" w:w="1506"/>
+          </w:tcPr>
+          <w:p>
+            <w:pPr>
+              <w:spacing w:after="40" w:before="40"/>
+            </w:pPr>
+            <w:r/>
+            <w:r>
+              <w:rPr>
+                <w:i w:val="0"/>
+                <w:color w:val="1A1A1A"/>
+                <w:sz w:val="19"/>
+              </w:rPr>
+              <w:t>Deliverable</w:t>
+            </w:r>
+          </w:p>
+        </w:tc>
+        <w:tc>
+          <w:tcPr>
+            <w:tcW w:type="dxa" w:w="3953"/>
+          </w:tcPr>
+          <w:p>
+            <w:pPr>
+              <w:spacing w:after="40" w:before="40"/>
+            </w:pPr>
+            <w:r/>
+            <w:r>
+              <w:rPr>
+                <w:i w:val="0"/>
+                <w:color w:val="1A1A1A"/>
+                <w:sz w:val="19"/>
+              </w:rPr>
+              <w:t>a four-file gradebook over the teacher's own class</w:t>
+            </w:r>
+          </w:p>
+        </w:tc>
+        <w:tc>
+          <w:tcPr>
+            <w:tcW w:type="dxa" w:w="3953"/>
+          </w:tcPr>
+          <w:p>
+            <w:pPr>
+              <w:spacing w:after="40" w:before="40"/>
+            </w:pPr>
+            <w:r/>
+            <w:r>
+              <w:rPr>
+                <w:i w:val="0"/>
+                <w:color w:val="1A1A1A"/>
+                <w:sz w:val="19"/>
+              </w:rPr>
+              <w:t xml:space="preserve">a </w:t>
+            </w:r>
+            <w:r>
+              <w:rPr>
+                <w:b/>
+                <w:i w:val="0"/>
+                <w:color w:val="1A1A1A"/>
+                <w:sz w:val="19"/>
+              </w:rPr>
+              <w:t>five-file report tool</w:t>
+            </w:r>
+            <w:r>
+              <w:rPr>
+                <w:i w:val="0"/>
+                <w:color w:val="1A1A1A"/>
+                <w:sz w:val="19"/>
+              </w:rPr>
+              <w:t xml:space="preserve"> over the teacher's own school file, with charts</w:t>
+            </w:r>
+          </w:p>
+        </w:tc>
+      </w:tr>
+      <w:tr>
+        <w:tc>
+          <w:tcPr>
+            <w:tcW w:type="dxa" w:w="1506"/>
+            <w:shd w:val="clear" w:fill="EEF2F7"/>
+          </w:tcPr>
+          <w:p>
+            <w:pPr>
+              <w:spacing w:after="40" w:before="40"/>
+            </w:pPr>
+            <w:r/>
+            <w:r>
+              <w:rPr>
+                <w:i w:val="0"/>
+                <w:color w:val="1A1A1A"/>
+                <w:sz w:val="19"/>
+              </w:rPr>
+              <w:t>Discovery sessions</w:t>
+            </w:r>
+          </w:p>
+        </w:tc>
+        <w:tc>
+          <w:tcPr>
+            <w:tcW w:type="dxa" w:w="3953"/>
+            <w:shd w:val="clear" w:fill="EEF2F7"/>
+          </w:tcPr>
+          <w:p>
+            <w:pPr>
+              <w:spacing w:after="40" w:before="40"/>
+            </w:pPr>
+            <w:r/>
+            <w:r>
+              <w:rPr>
+                <w:i w:val="0"/>
+                <w:color w:val="1A1A1A"/>
+                <w:sz w:val="19"/>
+              </w:rPr>
+              <w:t>5 of 24</w:t>
+            </w:r>
+          </w:p>
+        </w:tc>
+        <w:tc>
+          <w:tcPr>
+            <w:tcW w:type="dxa" w:w="3953"/>
+            <w:shd w:val="clear" w:fill="EEF2F7"/>
+          </w:tcPr>
+          <w:p>
+            <w:pPr>
+              <w:spacing w:after="40" w:before="40"/>
+            </w:pPr>
+            <w:r/>
+            <w:r>
+              <w:rPr>
+                <w:b/>
+                <w:i w:val="0"/>
+                <w:color w:val="1A1A1A"/>
+                <w:sz w:val="19"/>
+              </w:rPr>
+              <w:t>7 of 24</w:t>
+            </w:r>
+          </w:p>
+        </w:tc>
+      </w:tr>
+      <w:tr>
+        <w:tc>
+          <w:tcPr>
+            <w:tcW w:type="dxa" w:w="1506"/>
+          </w:tcPr>
+          <w:p>
+            <w:pPr>
+              <w:spacing w:after="40" w:before="40"/>
+            </w:pPr>
+            <w:r/>
+            <w:r>
+              <w:rPr>
+                <w:i w:val="0"/>
+                <w:color w:val="1A1A1A"/>
+                <w:sz w:val="19"/>
+              </w:rPr>
+              <w:t>Status</w:t>
+            </w:r>
+          </w:p>
+        </w:tc>
+        <w:tc>
+          <w:tcPr>
+            <w:tcW w:type="dxa" w:w="3953"/>
+          </w:tcPr>
+          <w:p>
+            <w:pPr>
+              <w:spacing w:after="40" w:before="40"/>
+            </w:pPr>
+            <w:r/>
+            <w:r>
+              <w:rPr>
+                <w:i w:val="0"/>
+                <w:color w:val="1A1A1A"/>
+                <w:sz w:val="19"/>
+              </w:rPr>
+              <w:t>built and verified</w:t>
+            </w:r>
+          </w:p>
+        </w:tc>
+        <w:tc>
+          <w:tcPr>
+            <w:tcW w:type="dxa" w:w="3953"/>
+          </w:tcPr>
+          <w:p>
+            <w:pPr>
+              <w:spacing w:after="40" w:before="40"/>
+            </w:pPr>
+            <w:r/>
+            <w:r>
+              <w:rPr>
+                <w:b/>
+                <w:i w:val="0"/>
+                <w:color w:val="1A1A1A"/>
+                <w:sz w:val="19"/>
+              </w:rPr>
+              <w:t>built and verified</w:t>
+            </w:r>
+          </w:p>
+        </w:tc>
+      </w:tr>
+    </w:tbl>
+    <w:p>
+      <w:pPr>
+        <w:spacing w:after="80"/>
+      </w:pPr>
+    </w:p>
+    <w:p>
+      <w:pPr>
+        <w:pStyle w:val="Heading2"/>
+      </w:pPr>
+      <w:r>
+        <w:t>What changes between them, and why</w:t>
+      </w:r>
+    </w:p>
+    <w:p>
+      <w:pPr>
+        <w:spacing w:after="140"/>
+      </w:pPr>
+      <w:r>
+        <w:rPr>
+          <w:i w:val="0"/>
+          <w:color w:val="1A1A1A"/>
+          <w:sz w:val="21"/>
+        </w:rPr>
+        <w:t xml:space="preserve">Two rules invert, and both inversions are deliberate. The grade-10 course </w:t>
+      </w:r>
+      <w:r>
+        <w:rPr>
+          <w:b/>
+          <w:i w:val="0"/>
+          <w:color w:val="1A1A1A"/>
+          <w:sz w:val="21"/>
+        </w:rPr>
+        <w:t>forbids classes and every third-party library</w:t>
+      </w:r>
+      <w:r>
+        <w:rPr>
+          <w:i w:val="0"/>
+          <w:color w:val="1A1A1A"/>
+          <w:sz w:val="21"/>
+        </w:rPr>
+        <w:t xml:space="preserve">, because they would let a participant skip the mechanics the course exists to build. The grade-11 course </w:t>
+      </w:r>
+      <w:r>
+        <w:rPr>
+          <w:b/>
+          <w:i w:val="0"/>
+          <w:color w:val="1A1A1A"/>
+          <w:sz w:val="21"/>
+        </w:rPr>
+        <w:t>makes classes its centre and teaches three libraries</w:t>
+      </w:r>
+      <w:r>
+        <w:rPr>
+          <w:i w:val="0"/>
+          <w:color w:val="1A1A1A"/>
+          <w:sz w:val="21"/>
+        </w:rPr>
+        <w:t>, because those are state topics 18, 19, 15, 20 and 21, and a teacher has to be able to demonstrate them.</w:t>
+      </w:r>
+    </w:p>
+    <w:p>
+      <w:pPr>
+        <w:spacing w:after="140"/>
+      </w:pPr>
+      <w:r>
+        <w:rPr>
+          <w:b/>
+          <w:i w:val="0"/>
+          <w:color w:val="1A1A1A"/>
+          <w:sz w:val="21"/>
+        </w:rPr>
+        <w:t>The order is preserved even so.</w:t>
+      </w:r>
+      <w:r>
+        <w:rPr>
+          <w:i w:val="0"/>
+          <w:color w:val="1A1A1A"/>
+          <w:sz w:val="21"/>
+        </w:rPr>
+        <w:t xml:space="preserve"> The session that introduces NumPy first has participants write the standard-deviation formula out by hand. The session that introduces pandas first spends twenty-two lines parsing a file with the tools they already have. The library arrives as relief from work already done — never as a way to avoid understanding it.</w:t>
+      </w:r>
+    </w:p>
+    <w:tbl>
+      <w:tblPr>
+        <w:tblW w:type="auto" w:w="0"/>
+        <w:tblLayout w:type="fixed"/>
+        <w:tblLook w:firstColumn="1" w:firstRow="1" w:lastColumn="0" w:lastRow="0" w:noHBand="0" w:noVBand="1" w:val="04A0"/>
+      </w:tblPr>
+      <w:tblGrid>
+        <w:gridCol w:w="9411"/>
+      </w:tblGrid>
+      <w:tr>
+        <w:tc>
+          <w:tcPr>
+            <w:tcW w:type="dxa" w:w="9411"/>
+            <w:shd w:val="clear" w:fill="EEF2F7"/>
+          </w:tcPr>
+          <w:p>
+            <w:pPr>
+              <w:spacing w:after="40"/>
+            </w:pPr>
+            <w:r/>
+            <w:r>
+              <w:rPr>
+                <w:b/>
+                <w:color w:val="1F3A5F"/>
+                <w:sz w:val="20"/>
+              </w:rPr>
+              <w:t>What the two courses cover together</w:t>
+            </w:r>
+          </w:p>
+          <w:p>
+            <w:pPr>
+              <w:spacing w:after="20"/>
+            </w:pPr>
+            <w:r>
+              <w:rPr>
+                <w:b/>
+                <w:i w:val="0"/>
+                <w:color w:val="1A1A1A"/>
+                <w:sz w:val="20"/>
+              </w:rPr>
+              <w:t>187 of the state curriculum's 193 pupil-hours</w:t>
+            </w:r>
+            <w:r>
+              <w:rPr>
+                <w:i w:val="0"/>
+                <w:color w:val="1A1A1A"/>
+                <w:sz w:val="20"/>
+              </w:rPr>
+              <w:t>, in sixty teacher-hours.</w:t>
+            </w:r>
+          </w:p>
+          <w:p>
+            <w:pPr>
+              <w:spacing w:after="20"/>
+            </w:pPr>
+            <w:r>
+              <w:rPr>
+                <w:i w:val="0"/>
+                <w:color w:val="1A1A1A"/>
+                <w:sz w:val="20"/>
+              </w:rPr>
+              <w:t xml:space="preserve">The six that remain are </w:t>
+            </w:r>
+            <w:r>
+              <w:rPr>
+                <w:b/>
+                <w:i w:val="0"/>
+                <w:color w:val="1A1A1A"/>
+                <w:sz w:val="20"/>
+              </w:rPr>
+              <w:t>topic 23, version control</w:t>
+            </w:r>
+            <w:r>
+              <w:rPr>
+                <w:i w:val="0"/>
+                <w:color w:val="1A1A1A"/>
+                <w:sz w:val="20"/>
+              </w:rPr>
+              <w:t>, deliberately deferred until the rest of the subject is secure.</w:t>
+            </w:r>
+          </w:p>
+          <w:p>
+            <w:pPr>
+              <w:spacing w:after="20"/>
+            </w:pPr>
+            <w:r>
+              <w:rPr>
+                <w:i w:val="0"/>
+                <w:color w:val="1A1A1A"/>
+                <w:sz w:val="20"/>
+              </w:rPr>
+              <w:t>A teacher who completes both can deliver grade 10 and grade 11 in full, apart from that topic.</w:t>
+            </w:r>
+          </w:p>
+        </w:tc>
+      </w:tr>
+    </w:tbl>
+    <w:p>
+      <w:pPr>
+        <w:spacing w:after="80"/>
+      </w:pPr>
+    </w:p>
+    <w:p>
+      <w:pPr>
+        <w:pStyle w:val="Heading2"/>
+      </w:pPr>
+      <w:r>
+        <w:t>Three gaps we are naming rather than hiding</w:t>
+      </w:r>
+    </w:p>
+    <w:p>
+      <w:pPr>
+        <w:pStyle w:val="ListBullet"/>
+        <w:spacing w:after="60"/>
+        <w:ind w:left="397"/>
+      </w:pPr>
+      <w:r>
+        <w:rPr>
+          <w:b/>
+          <w:i w:val="0"/>
+          <w:color w:val="1A1A1A"/>
+          <w:sz w:val="21"/>
+        </w:rPr>
+        <w:t>Recursion is taught as mechanics only</w:t>
+      </w:r>
+      <w:r>
+        <w:rPr>
+          <w:i w:val="0"/>
+          <w:color w:val="1A1A1A"/>
+          <w:sz w:val="21"/>
+        </w:rPr>
+        <w:t xml:space="preserve"> — walking a nested structure. Its algorithmic half, including the call stack and complexity, is Part 2 material. The build fails if the teaching material so much as names factorial or Fibonacci.</w:t>
+      </w:r>
+    </w:p>
+    <w:p>
+      <w:pPr>
+        <w:pStyle w:val="ListBullet"/>
+        <w:spacing w:after="60"/>
+        <w:ind w:left="397"/>
+      </w:pPr>
+      <w:r>
+        <w:rPr>
+          <w:b/>
+          <w:i w:val="0"/>
+          <w:color w:val="1A1A1A"/>
+          <w:sz w:val="21"/>
+        </w:rPr>
+        <w:t>Topic 21 names six libraries and five environments.</w:t>
+      </w:r>
+      <w:r>
+        <w:rPr>
+          <w:i w:val="0"/>
+          <w:color w:val="1A1A1A"/>
+          <w:sz w:val="21"/>
+        </w:rPr>
+        <w:t xml:space="preserve"> Three libraries are taught to the point of use. The rest are named once, in the final session, with what each one is and why a grade-11 teacher does not need it — because pupils will ask, and «that is difficult» is the wrong answer.</w:t>
+      </w:r>
+    </w:p>
+    <w:p>
+      <w:pPr>
+        <w:pStyle w:val="ListBullet"/>
+        <w:spacing w:after="60"/>
+        <w:ind w:left="397"/>
+      </w:pPr>
+      <w:r>
+        <w:rPr>
+          <w:b/>
+          <w:i w:val="0"/>
+          <w:color w:val="1A1A1A"/>
+          <w:sz w:val="21"/>
+        </w:rPr>
+        <w:t>Neither course has been taught to a cohort.</w:t>
+      </w:r>
+      <w:r>
+        <w:rPr>
+          <w:i w:val="0"/>
+          <w:color w:val="1A1A1A"/>
+          <w:sz w:val="21"/>
+        </w:rPr>
+        <w:t xml:space="preserve"> Everything above is a design claim, not a result.</w:t>
+      </w:r>
+    </w:p>
+    <w:p>
+      <w:r>
+        <w:br w:type="page"/>
+      </w:r>
+    </w:p>
+    <w:p>
+      <w:pPr>
+        <w:pStyle w:val="Heading1"/>
+        <w:pBdr>
+          <w:bottom w:val="single" w:sz="6" w:space="4" w:color="1F3A5F"/>
+        </w:pBdr>
+      </w:pPr>
+      <w:r>
+        <w:t>12.  The decision point after two months</w:t>
       </w:r>
     </w:p>
     <w:p>
@@ -13033,7 +13907,7 @@
           <w:color w:val="5A5A5A"/>
           <w:sz w:val="18"/>
         </w:rPr>
-        <w:t>Programme dossier v1.8 · 2 October 2026 · Prepared for Fast Foundation. Figures in this document are generated from the programme materials and verified against them at the time of writing.</w:t>
+        <w:t>Programme dossier v2.0 · 2 October 2026 · Prepared for Fast Foundation. Figures in this document are generated from the programme materials and verified against them at the time of writing.</w:t>
       </w:r>
     </w:p>
     <w:sectPr>

--- a/grade10/partners/Python_from_Zero_Programme_Dossier.docx
+++ b/grade10/partners/Python_from_Zero_Programme_Dossier.docx
@@ -202,7 +202,7 @@
                 <w:color w:val="1A1A1A"/>
                 <w:sz w:val="19"/>
               </w:rPr>
-              <w:t xml:space="preserve">24 sessions × 75 minutes = </w:t>
+              <w:t xml:space="preserve">16 sessions × 120 minutes = </w:t>
             </w:r>
             <w:r>
               <w:rPr>
@@ -211,7 +211,7 @@
                 <w:color w:val="1A1A1A"/>
                 <w:sz w:val="19"/>
               </w:rPr>
-              <w:t>30 hours</w:t>
+              <w:t>32 hours</w:t>
             </w:r>
             <w:r>
               <w:rPr>
@@ -219,7 +219,24 @@
                 <w:color w:val="1A1A1A"/>
                 <w:sz w:val="19"/>
               </w:rPr>
-              <w:t>, three times a week over eight weeks, plus three assessment sittings</w:t>
+              <w:t xml:space="preserve">, </w:t>
+            </w:r>
+            <w:r>
+              <w:rPr>
+                <w:b/>
+                <w:i w:val="0"/>
+                <w:color w:val="1A1A1A"/>
+                <w:sz w:val="19"/>
+              </w:rPr>
+              <w:t>twice a week</w:t>
+            </w:r>
+            <w:r>
+              <w:rPr>
+                <w:i w:val="0"/>
+                <w:color w:val="1A1A1A"/>
+                <w:sz w:val="19"/>
+              </w:rPr>
+              <w:t xml:space="preserve"> over eight weeks, plus homework between sessions and three assessment sittings</w:t>
             </w:r>
           </w:p>
         </w:tc>
@@ -609,7 +626,7 @@
                 <w:color w:val="1A1A1A"/>
                 <w:sz w:val="19"/>
               </w:rPr>
-              <w:t>2.0 — for partner review · 2 October 2026</w:t>
+              <w:t>2.1 — for partner review · 2 October 2026</w:t>
             </w:r>
           </w:p>
         </w:tc>
@@ -756,7 +773,7 @@
           <w:color w:val="1A1A1A"/>
           <w:sz w:val="21"/>
         </w:rPr>
-        <w:t xml:space="preserve">; section 12 summarises the second course, which is also built. Part 1 is twenty-four sessions, three a week for eight weeks, </w:t>
+        <w:t xml:space="preserve">; section 12 summarises the second course, which is also built. Part 1 is sixteen sessions of two hours, twice a week for eight weeks, </w:t>
       </w:r>
       <w:r>
         <w:rPr>
@@ -2090,7 +2107,7 @@
           <w:color w:val="1A1A1A"/>
           <w:sz w:val="21"/>
         </w:rPr>
-        <w:t>24 sessions, three times a week over eight weeks.</w:t>
+        <w:t>16 sessions, twice a week over eight weeks.</w:t>
       </w:r>
       <w:r>
         <w:rPr>
@@ -2107,7 +2124,7 @@
           <w:color w:val="1A1A1A"/>
           <w:sz w:val="21"/>
         </w:rPr>
-        <w:t>75 minutes</w:t>
+        <w:t>two hours</w:t>
       </w:r>
       <w:r>
         <w:rPr>
@@ -2166,7 +2183,7 @@
                 <w:color w:val="1A1A1A"/>
                 <w:sz w:val="20"/>
               </w:rPr>
-              <w:t xml:space="preserve"> Sessions run 75 minutes, three times a week — 24 × 75 = 30 hours. Once the cohort has adapted we may move to two a week, or to three of 50 minutes; the day map and deliverables would not change.</w:t>
+              <w:t xml:space="preserve"> Sessions run 120 minutes, twice a week — 16 × 120 = 32 hours, and the practice that no longer fits in the room is set as homework drawn from tasks the notebooks already carry. Once the cohort has adapted we may move to three of 50 minutes; the day map and deliverables would not change.</w:t>
             </w:r>
           </w:p>
           <w:p>
@@ -7427,7 +7444,7 @@
                 <w:color w:val="1A1A1A"/>
                 <w:sz w:val="19"/>
               </w:rPr>
-              <w:t>After day 13</w:t>
+              <w:t>After session 9</w:t>
             </w:r>
           </w:p>
         </w:tc>
@@ -7487,7 +7504,7 @@
                 <w:color w:val="1A1A1A"/>
                 <w:sz w:val="19"/>
               </w:rPr>
-              <w:t>Days 6–13</w:t>
+              <w:t>Topics 6–13</w:t>
             </w:r>
           </w:p>
         </w:tc>
@@ -8884,7 +8901,7 @@
                 <w:color w:val="1A1A1A"/>
                 <w:sz w:val="20"/>
               </w:rPr>
-              <w:t xml:space="preserve">Being filtered out is not a judgement on the teacher. At 30 hours, with mixed laptops and a remote room, the likeliest reasons are time, equipment and attendance — so </w:t>
+              <w:t xml:space="preserve">Being filtered out is not a judgement on the teacher. At 32 hours, with mixed laptops and a remote room, the likeliest reasons are time, equipment and attendance — so </w:t>
             </w:r>
             <w:r>
               <w:rPr>
@@ -9707,7 +9724,7 @@
                 <w:color w:val="1A1A1A"/>
                 <w:sz w:val="18"/>
               </w:rPr>
-              <w:t>Every discovery day resolves inside the same 75 minutes; the shortcut is promised in writing before the long half starts; the work is never framed as an ordeal. A participant who leaves day 6 thinking "I typed for twenty minutes" rather than "I learned what a list is for" is a genuine failure, and it will happen to somebody</w:t>
+              <w:t>Every discovery day resolves inside the same session; the shortcut is promised in writing before the long half starts; the work is never framed as an ordeal. A participant who leaves topic 6 thinking "I typed for twenty minutes" rather than "I learned what a list is for" is a genuine failure, and it will happen to somebody</w:t>
             </w:r>
           </w:p>
         </w:tc>
@@ -9729,7 +9746,7 @@
                 <w:color w:val="1A1A1A"/>
                 <w:sz w:val="18"/>
               </w:rPr>
-              <w:t>Thirty hours is not much</w:t>
+              <w:t>Thirty-two hours is not much</w:t>
             </w:r>
             <w:r>
               <w:rPr>
@@ -9737,7 +9754,7 @@
                 <w:color w:val="1A1A1A"/>
                 <w:sz w:val="18"/>
               </w:rPr>
-              <w:t>, in 75-minute pieces, for working teachers</w:t>
+              <w:t>, in two-hour pieces, for working teachers</w:t>
             </w:r>
           </w:p>
         </w:tc>
@@ -10176,7 +10193,7 @@
                 <w:color w:val="1A1A1A"/>
                 <w:sz w:val="18"/>
               </w:rPr>
-              <w:t>Missed sessions — three a week for eight weeks, on top of a teaching job</w:t>
+              <w:t>Missed sessions — twice a week for eight weeks, on top of a teaching job</w:t>
             </w:r>
           </w:p>
         </w:tc>
@@ -10214,7 +10231,24 @@
                 <w:color w:val="1A1A1A"/>
                 <w:sz w:val="18"/>
               </w:rPr>
-              <w:t>Every session is self-contained; worked solutions published after each one; day 19 is a catch-up session with nothing new in it</w:t>
+              <w:t xml:space="preserve">Every topic is self-contained; worked solutions published after each session; topic 19 is a catch-up with nothing new in it. </w:t>
+            </w:r>
+            <w:r>
+              <w:rPr>
+                <w:b/>
+                <w:i w:val="0"/>
+                <w:color w:val="1A1A1A"/>
+                <w:sz w:val="18"/>
+              </w:rPr>
+              <w:t>A missed two-hour session now costs more than a missed 75-minute one did</w:t>
+            </w:r>
+            <w:r>
+              <w:rPr>
+                <w:i w:val="0"/>
+                <w:color w:val="1A1A1A"/>
+                <w:sz w:val="18"/>
+              </w:rPr>
+              <w:t xml:space="preserve"> — the recap block at the start of each session exists for it</w:t>
             </w:r>
           </w:p>
         </w:tc>
@@ -10449,7 +10483,7 @@
                 <w:color w:val="1A1A1A"/>
                 <w:sz w:val="19"/>
               </w:rPr>
-              <w:t>75-minute video call with screen sharing</w:t>
+              <w:t>two-hour video call with screen sharing</w:t>
             </w:r>
             <w:r>
               <w:rPr>
@@ -10457,7 +10491,7 @@
                 <w:color w:val="1A1A1A"/>
                 <w:sz w:val="19"/>
               </w:rPr>
-              <w:t>, three times a week. This is the one requirement that most often needs solving before a teacher can start</w:t>
+              <w:t>, twice a week. This is the one requirement that most often needs solving before a teacher can start</w:t>
             </w:r>
           </w:p>
         </w:tc>
@@ -13907,7 +13941,7 @@
           <w:color w:val="5A5A5A"/>
           <w:sz w:val="18"/>
         </w:rPr>
-        <w:t>Programme dossier v2.0 · 2 October 2026 · Prepared for Fast Foundation. Figures in this document are generated from the programme materials and verified against them at the time of writing.</w:t>
+        <w:t>Programme dossier v2.1 · 2 October 2026 · Prepared for Fast Foundation. Figures in this document are generated from the programme materials and verified against them at the time of writing.</w:t>
       </w:r>
     </w:p>
     <w:sectPr>

--- a/grade10/partners/Python_from_Zero_Programme_Dossier.docx
+++ b/grade10/partners/Python_from_Zero_Programme_Dossier.docx
@@ -626,7 +626,7 @@
                 <w:color w:val="1A1A1A"/>
                 <w:sz w:val="19"/>
               </w:rPr>
-              <w:t>2.1 — for partner review · 2 October 2026</w:t>
+              <w:t>2.2 — for partner review · 2 October 2026</w:t>
             </w:r>
           </w:p>
         </w:tc>
@@ -2183,7 +2183,7 @@
                 <w:color w:val="1A1A1A"/>
                 <w:sz w:val="20"/>
               </w:rPr>
-              <w:t xml:space="preserve"> Sessions run 120 minutes, twice a week — 16 × 120 = 32 hours, and the practice that no longer fits in the room is set as homework drawn from tasks the notebooks already carry. Once the cohort has adapted we may move to three of 50 minutes; the day map and deliverables would not change.</w:t>
+              <w:t xml:space="preserve"> Sessions run 120 minutes, twice a week — 16 × 120 = 32 hours, and the practice that no longer fits in the room is set as homework drawn from tasks the notebooks already carry. Once the cohort has adapted we may move to three of eighty minutes; the topic map and deliverables would not change.</w:t>
             </w:r>
           </w:p>
           <w:p>
@@ -2225,9 +2225,10 @@
         <w:tblLook w:firstColumn="1" w:firstRow="1" w:lastColumn="0" w:lastRow="0" w:noHBand="0" w:noVBand="1" w:val="04A0"/>
       </w:tblPr>
       <w:tblGrid>
-        <w:gridCol w:w="847"/>
-        <w:gridCol w:w="1223"/>
-        <w:gridCol w:w="5458"/>
+        <w:gridCol w:w="753"/>
+        <w:gridCol w:w="1129"/>
+        <w:gridCol w:w="1035"/>
+        <w:gridCol w:w="4611"/>
         <w:gridCol w:w="1882"/>
       </w:tblGrid>
       <w:tr>
@@ -2236,7 +2237,7 @@
         </w:trPr>
         <w:tc>
           <w:tcPr>
-            <w:tcW w:type="dxa" w:w="847"/>
+            <w:tcW w:type="dxa" w:w="753"/>
             <w:shd w:val="clear" w:fill="1F3A5F"/>
           </w:tcPr>
           <w:p>
@@ -2256,7 +2257,7 @@
         </w:tc>
         <w:tc>
           <w:tcPr>
-            <w:tcW w:type="dxa" w:w="1223"/>
+            <w:tcW w:type="dxa" w:w="1129"/>
             <w:shd w:val="clear" w:fill="1F3A5F"/>
           </w:tcPr>
           <w:p>
@@ -2276,7 +2277,7 @@
         </w:tc>
         <w:tc>
           <w:tcPr>
-            <w:tcW w:type="dxa" w:w="5458"/>
+            <w:tcW w:type="dxa" w:w="1035"/>
             <w:shd w:val="clear" w:fill="1F3A5F"/>
           </w:tcPr>
           <w:p>
@@ -2290,13 +2291,13 @@
                 <w:color w:val="FFFFFF"/>
                 <w:sz w:val="19"/>
               </w:rPr>
-              <w:t>What the participant can do by the end of it</w:t>
-            </w:r>
-          </w:p>
-        </w:tc>
-        <w:tc>
-          <w:tcPr>
-            <w:tcW w:type="dxa" w:w="1882"/>
+              <w:t>Topics</w:t>
+            </w:r>
+          </w:p>
+        </w:tc>
+        <w:tc>
+          <w:tcPr>
+            <w:tcW w:type="dxa" w:w="4611"/>
             <w:shd w:val="clear" w:fill="1F3A5F"/>
           </w:tcPr>
           <w:p>
@@ -2310,6 +2311,26 @@
                 <w:color w:val="FFFFFF"/>
                 <w:sz w:val="19"/>
               </w:rPr>
+              <w:t>What the participant can do by the end of it</w:t>
+            </w:r>
+          </w:p>
+        </w:tc>
+        <w:tc>
+          <w:tcPr>
+            <w:tcW w:type="dxa" w:w="1882"/>
+            <w:shd w:val="clear" w:fill="1F3A5F"/>
+          </w:tcPr>
+          <w:p>
+            <w:pPr>
+              <w:spacing w:after="40" w:before="40"/>
+            </w:pPr>
+            <w:r/>
+            <w:r>
+              <w:rPr>
+                <w:b/>
+                <w:color w:val="FFFFFF"/>
+                <w:sz w:val="19"/>
+              </w:rPr>
               <w:t>Assessment</w:t>
             </w:r>
           </w:p>
@@ -2318,7 +2339,7 @@
       <w:tr>
         <w:tc>
           <w:tcPr>
-            <w:tcW w:type="dxa" w:w="847"/>
+            <w:tcW w:type="dxa" w:w="753"/>
           </w:tcPr>
           <w:p>
             <w:pPr>
@@ -2337,7 +2358,7 @@
         </w:tc>
         <w:tc>
           <w:tcPr>
-            <w:tcW w:type="dxa" w:w="1223"/>
+            <w:tcW w:type="dxa" w:w="1129"/>
           </w:tcPr>
           <w:p>
             <w:pPr>
@@ -2350,13 +2371,13 @@
                 <w:color w:val="1A1A1A"/>
                 <w:sz w:val="19"/>
               </w:rPr>
-              <w:t>1–3</w:t>
-            </w:r>
-          </w:p>
-        </w:tc>
-        <w:tc>
-          <w:tcPr>
-            <w:tcW w:type="dxa" w:w="5458"/>
+              <w:t>1–2</w:t>
+            </w:r>
+          </w:p>
+        </w:tc>
+        <w:tc>
+          <w:tcPr>
+            <w:tcW w:type="dxa" w:w="1035"/>
           </w:tcPr>
           <w:p>
             <w:pPr>
@@ -2369,6 +2390,25 @@
                 <w:color w:val="1A1A1A"/>
                 <w:sz w:val="19"/>
               </w:rPr>
+              <w:t>1–4</w:t>
+            </w:r>
+          </w:p>
+        </w:tc>
+        <w:tc>
+          <w:tcPr>
+            <w:tcW w:type="dxa" w:w="4611"/>
+          </w:tcPr>
+          <w:p>
+            <w:pPr>
+              <w:spacing w:after="40" w:before="40"/>
+            </w:pPr>
+            <w:r/>
+            <w:r>
+              <w:rPr>
+                <w:i w:val="0"/>
+                <w:color w:val="1A1A1A"/>
+                <w:sz w:val="19"/>
+              </w:rPr>
               <w:t>It runs on my laptop, and I know what a value is</w:t>
             </w:r>
           </w:p>
@@ -2388,7 +2428,7 @@
                 <w:color w:val="1A1A1A"/>
                 <w:sz w:val="19"/>
               </w:rPr>
-              <w:t>diagnostic sat before day 1</w:t>
+              <w:t>diagnostic sat before session 1</w:t>
             </w:r>
           </w:p>
         </w:tc>
@@ -2396,7 +2436,7 @@
       <w:tr>
         <w:tc>
           <w:tcPr>
-            <w:tcW w:type="dxa" w:w="847"/>
+            <w:tcW w:type="dxa" w:w="753"/>
             <w:shd w:val="clear" w:fill="EEF2F7"/>
           </w:tcPr>
           <w:p>
@@ -2416,7 +2456,7 @@
         </w:tc>
         <w:tc>
           <w:tcPr>
-            <w:tcW w:type="dxa" w:w="1223"/>
+            <w:tcW w:type="dxa" w:w="1129"/>
             <w:shd w:val="clear" w:fill="EEF2F7"/>
           </w:tcPr>
           <w:p>
@@ -2430,13 +2470,33 @@
                 <w:color w:val="1A1A1A"/>
                 <w:sz w:val="19"/>
               </w:rPr>
-              <w:t>4–6</w:t>
-            </w:r>
-          </w:p>
-        </w:tc>
-        <w:tc>
-          <w:tcPr>
-            <w:tcW w:type="dxa" w:w="5458"/>
+              <w:t>3–4</w:t>
+            </w:r>
+          </w:p>
+        </w:tc>
+        <w:tc>
+          <w:tcPr>
+            <w:tcW w:type="dxa" w:w="1035"/>
+            <w:shd w:val="clear" w:fill="EEF2F7"/>
+          </w:tcPr>
+          <w:p>
+            <w:pPr>
+              <w:spacing w:after="40" w:before="40"/>
+            </w:pPr>
+            <w:r/>
+            <w:r>
+              <w:rPr>
+                <w:i w:val="0"/>
+                <w:color w:val="1A1A1A"/>
+                <w:sz w:val="19"/>
+              </w:rPr>
+              <w:t>5–6</w:t>
+            </w:r>
+          </w:p>
+        </w:tc>
+        <w:tc>
+          <w:tcPr>
+            <w:tcW w:type="dxa" w:w="4611"/>
             <w:shd w:val="clear" w:fill="EEF2F7"/>
           </w:tcPr>
           <w:p>
@@ -2470,7 +2530,7 @@
       <w:tr>
         <w:tc>
           <w:tcPr>
-            <w:tcW w:type="dxa" w:w="847"/>
+            <w:tcW w:type="dxa" w:w="753"/>
           </w:tcPr>
           <w:p>
             <w:pPr>
@@ -2489,7 +2549,7 @@
         </w:tc>
         <w:tc>
           <w:tcPr>
-            <w:tcW w:type="dxa" w:w="1223"/>
+            <w:tcW w:type="dxa" w:w="1129"/>
           </w:tcPr>
           <w:p>
             <w:pPr>
@@ -2502,13 +2562,13 @@
                 <w:color w:val="1A1A1A"/>
                 <w:sz w:val="19"/>
               </w:rPr>
-              <w:t>7–9</w:t>
-            </w:r>
-          </w:p>
-        </w:tc>
-        <w:tc>
-          <w:tcPr>
-            <w:tcW w:type="dxa" w:w="5458"/>
+              <w:t>5–6</w:t>
+            </w:r>
+          </w:p>
+        </w:tc>
+        <w:tc>
+          <w:tcPr>
+            <w:tcW w:type="dxa" w:w="1035"/>
           </w:tcPr>
           <w:p>
             <w:pPr>
@@ -2521,7 +2581,26 @@
                 <w:color w:val="1A1A1A"/>
                 <w:sz w:val="19"/>
               </w:rPr>
-              <w:t>The computer can make decisions</w:t>
+              <w:t>7–8</w:t>
+            </w:r>
+          </w:p>
+        </w:tc>
+        <w:tc>
+          <w:tcPr>
+            <w:tcW w:type="dxa" w:w="4611"/>
+          </w:tcPr>
+          <w:p>
+            <w:pPr>
+              <w:spacing w:after="40" w:before="40"/>
+            </w:pPr>
+            <w:r/>
+            <w:r>
+              <w:rPr>
+                <w:i w:val="0"/>
+                <w:color w:val="1A1A1A"/>
+                <w:sz w:val="19"/>
+              </w:rPr>
+              <w:t>Every data type I need, and I can find one student</w:t>
             </w:r>
           </w:p>
         </w:tc>
@@ -2540,7 +2619,7 @@
       <w:tr>
         <w:tc>
           <w:tcPr>
-            <w:tcW w:type="dxa" w:w="847"/>
+            <w:tcW w:type="dxa" w:w="753"/>
             <w:shd w:val="clear" w:fill="EEF2F7"/>
           </w:tcPr>
           <w:p>
@@ -2560,7 +2639,7 @@
         </w:tc>
         <w:tc>
           <w:tcPr>
-            <w:tcW w:type="dxa" w:w="1223"/>
+            <w:tcW w:type="dxa" w:w="1129"/>
             <w:shd w:val="clear" w:fill="EEF2F7"/>
           </w:tcPr>
           <w:p>
@@ -2574,13 +2653,13 @@
                 <w:color w:val="1A1A1A"/>
                 <w:sz w:val="19"/>
               </w:rPr>
-              <w:t>10–12</w:t>
-            </w:r>
-          </w:p>
-        </w:tc>
-        <w:tc>
-          <w:tcPr>
-            <w:tcW w:type="dxa" w:w="5458"/>
+              <w:t>7–8</w:t>
+            </w:r>
+          </w:p>
+        </w:tc>
+        <w:tc>
+          <w:tcPr>
+            <w:tcW w:type="dxa" w:w="1035"/>
             <w:shd w:val="clear" w:fill="EEF2F7"/>
           </w:tcPr>
           <w:p>
@@ -2594,7 +2673,27 @@
                 <w:color w:val="1A1A1A"/>
                 <w:sz w:val="19"/>
               </w:rPr>
-              <w:t>One loop marks thirty students</w:t>
+              <w:t>9–11</w:t>
+            </w:r>
+          </w:p>
+        </w:tc>
+        <w:tc>
+          <w:tcPr>
+            <w:tcW w:type="dxa" w:w="4611"/>
+            <w:shd w:val="clear" w:fill="EEF2F7"/>
+          </w:tcPr>
+          <w:p>
+            <w:pPr>
+              <w:spacing w:after="40" w:before="40"/>
+            </w:pPr>
+            <w:r/>
+            <w:r>
+              <w:rPr>
+                <w:i w:val="0"/>
+                <w:color w:val="1A1A1A"/>
+                <w:sz w:val="19"/>
+              </w:rPr>
+              <w:t>Conditions, then one loop marks thirty students</w:t>
             </w:r>
           </w:p>
         </w:tc>
@@ -2608,22 +2707,13 @@
               <w:spacing w:after="40" w:before="40"/>
             </w:pPr>
             <w:r/>
-            <w:r>
-              <w:rPr>
-                <w:b/>
-                <w:i w:val="0"/>
-                <w:color w:val="1A1A1A"/>
-                <w:sz w:val="19"/>
-              </w:rPr>
-              <w:t>Midpoint</w:t>
-            </w:r>
           </w:p>
         </w:tc>
       </w:tr>
       <w:tr>
         <w:tc>
           <w:tcPr>
-            <w:tcW w:type="dxa" w:w="847"/>
+            <w:tcW w:type="dxa" w:w="753"/>
           </w:tcPr>
           <w:p>
             <w:pPr>
@@ -2642,7 +2732,7 @@
         </w:tc>
         <w:tc>
           <w:tcPr>
-            <w:tcW w:type="dxa" w:w="1223"/>
+            <w:tcW w:type="dxa" w:w="1129"/>
           </w:tcPr>
           <w:p>
             <w:pPr>
@@ -2655,13 +2745,13 @@
                 <w:color w:val="1A1A1A"/>
                 <w:sz w:val="19"/>
               </w:rPr>
-              <w:t>13–15</w:t>
-            </w:r>
-          </w:p>
-        </w:tc>
-        <w:tc>
-          <w:tcPr>
-            <w:tcW w:type="dxa" w:w="5458"/>
+              <w:t>9–10</w:t>
+            </w:r>
+          </w:p>
+        </w:tc>
+        <w:tc>
+          <w:tcPr>
+            <w:tcW w:type="dxa" w:w="1035"/>
           </w:tcPr>
           <w:p>
             <w:pPr>
@@ -2674,7 +2764,26 @@
                 <w:color w:val="1A1A1A"/>
                 <w:sz w:val="19"/>
               </w:rPr>
-              <w:t>I can find any student by name</w:t>
+              <w:t>12–15</w:t>
+            </w:r>
+          </w:p>
+        </w:tc>
+        <w:tc>
+          <w:tcPr>
+            <w:tcW w:type="dxa" w:w="4611"/>
+          </w:tcPr>
+          <w:p>
+            <w:pPr>
+              <w:spacing w:after="40" w:before="40"/>
+            </w:pPr>
+            <w:r/>
+            <w:r>
+              <w:rPr>
+                <w:i w:val="0"/>
+                <w:color w:val="1A1A1A"/>
+                <w:sz w:val="19"/>
+              </w:rPr>
+              <w:t>I can compute and report on the whole class</w:t>
             </w:r>
           </w:p>
         </w:tc>
@@ -2687,13 +2796,22 @@
               <w:spacing w:after="40" w:before="40"/>
             </w:pPr>
             <w:r/>
+            <w:r>
+              <w:rPr>
+                <w:b/>
+                <w:i w:val="0"/>
+                <w:color w:val="1A1A1A"/>
+                <w:sz w:val="19"/>
+              </w:rPr>
+              <w:t>Midpoint</w:t>
+            </w:r>
           </w:p>
         </w:tc>
       </w:tr>
       <w:tr>
         <w:tc>
           <w:tcPr>
-            <w:tcW w:type="dxa" w:w="847"/>
+            <w:tcW w:type="dxa" w:w="753"/>
             <w:shd w:val="clear" w:fill="EEF2F7"/>
           </w:tcPr>
           <w:p>
@@ -2713,7 +2831,7 @@
         </w:tc>
         <w:tc>
           <w:tcPr>
-            <w:tcW w:type="dxa" w:w="1223"/>
+            <w:tcW w:type="dxa" w:w="1129"/>
             <w:shd w:val="clear" w:fill="EEF2F7"/>
           </w:tcPr>
           <w:p>
@@ -2727,13 +2845,33 @@
                 <w:color w:val="1A1A1A"/>
                 <w:sz w:val="19"/>
               </w:rPr>
-              <w:t>16–18</w:t>
-            </w:r>
-          </w:p>
-        </w:tc>
-        <w:tc>
-          <w:tcPr>
-            <w:tcW w:type="dxa" w:w="5458"/>
+              <w:t>11–12</w:t>
+            </w:r>
+          </w:p>
+        </w:tc>
+        <w:tc>
+          <w:tcPr>
+            <w:tcW w:type="dxa" w:w="1035"/>
+            <w:shd w:val="clear" w:fill="EEF2F7"/>
+          </w:tcPr>
+          <w:p>
+            <w:pPr>
+              <w:spacing w:after="40" w:before="40"/>
+            </w:pPr>
+            <w:r/>
+            <w:r>
+              <w:rPr>
+                <w:i w:val="0"/>
+                <w:color w:val="1A1A1A"/>
+                <w:sz w:val="19"/>
+              </w:rPr>
+              <w:t>16–17</w:t>
+            </w:r>
+          </w:p>
+        </w:tc>
+        <w:tc>
+          <w:tcPr>
+            <w:tcW w:type="dxa" w:w="4611"/>
             <w:shd w:val="clear" w:fill="EEF2F7"/>
           </w:tcPr>
           <w:p>
@@ -2767,7 +2905,7 @@
       <w:tr>
         <w:tc>
           <w:tcPr>
-            <w:tcW w:type="dxa" w:w="847"/>
+            <w:tcW w:type="dxa" w:w="753"/>
           </w:tcPr>
           <w:p>
             <w:pPr>
@@ -2786,7 +2924,7 @@
         </w:tc>
         <w:tc>
           <w:tcPr>
-            <w:tcW w:type="dxa" w:w="1223"/>
+            <w:tcW w:type="dxa" w:w="1129"/>
           </w:tcPr>
           <w:p>
             <w:pPr>
@@ -2799,13 +2937,32 @@
                 <w:color w:val="1A1A1A"/>
                 <w:sz w:val="19"/>
               </w:rPr>
-              <w:t>19–21</w:t>
-            </w:r>
-          </w:p>
-        </w:tc>
-        <w:tc>
-          <w:tcPr>
-            <w:tcW w:type="dxa" w:w="5458"/>
+              <w:t>13–14</w:t>
+            </w:r>
+          </w:p>
+        </w:tc>
+        <w:tc>
+          <w:tcPr>
+            <w:tcW w:type="dxa" w:w="1035"/>
+          </w:tcPr>
+          <w:p>
+            <w:pPr>
+              <w:spacing w:after="40" w:before="40"/>
+            </w:pPr>
+            <w:r/>
+            <w:r>
+              <w:rPr>
+                <w:i w:val="0"/>
+                <w:color w:val="1A1A1A"/>
+                <w:sz w:val="19"/>
+              </w:rPr>
+              <w:t>18–21</w:t>
+            </w:r>
+          </w:p>
+        </w:tc>
+        <w:tc>
+          <w:tcPr>
+            <w:tcW w:type="dxa" w:w="4611"/>
           </w:tcPr>
           <w:p>
             <w:pPr>
@@ -2837,7 +2994,7 @@
       <w:tr>
         <w:tc>
           <w:tcPr>
-            <w:tcW w:type="dxa" w:w="847"/>
+            <w:tcW w:type="dxa" w:w="753"/>
             <w:shd w:val="clear" w:fill="EEF2F7"/>
           </w:tcPr>
           <w:p>
@@ -2857,7 +3014,7 @@
         </w:tc>
         <w:tc>
           <w:tcPr>
-            <w:tcW w:type="dxa" w:w="1223"/>
+            <w:tcW w:type="dxa" w:w="1129"/>
             <w:shd w:val="clear" w:fill="EEF2F7"/>
           </w:tcPr>
           <w:p>
@@ -2871,13 +3028,33 @@
                 <w:color w:val="1A1A1A"/>
                 <w:sz w:val="19"/>
               </w:rPr>
+              <w:t>15–16</w:t>
+            </w:r>
+          </w:p>
+        </w:tc>
+        <w:tc>
+          <w:tcPr>
+            <w:tcW w:type="dxa" w:w="1035"/>
+            <w:shd w:val="clear" w:fill="EEF2F7"/>
+          </w:tcPr>
+          <w:p>
+            <w:pPr>
+              <w:spacing w:after="40" w:before="40"/>
+            </w:pPr>
+            <w:r/>
+            <w:r>
+              <w:rPr>
+                <w:i w:val="0"/>
+                <w:color w:val="1A1A1A"/>
+                <w:sz w:val="19"/>
+              </w:rPr>
               <w:t>22–24</w:t>
             </w:r>
           </w:p>
         </w:tc>
         <w:tc>
           <w:tcPr>
-            <w:tcW w:type="dxa" w:w="5458"/>
+            <w:tcW w:type="dxa" w:w="4611"/>
             <w:shd w:val="clear" w:fill="EEF2F7"/>
           </w:tcPr>
           <w:p>
@@ -2942,7 +3119,7 @@
           <w:color w:val="1A1A1A"/>
           <w:sz w:val="21"/>
         </w:rPr>
-        <w:t xml:space="preserve"> — where the first two discovery days pay off and a loop first does thirty students' work. If the calendar slips, that week is protected.</w:t>
+        <w:t xml:space="preserve"> — where the first two discovery sessions pay off and a loop first does thirty students' work. If the calendar slips, that week is protected.</w:t>
       </w:r>
     </w:p>
     <w:p>
@@ -3337,7 +3514,7 @@
                 <w:color w:val="1A1A1A"/>
                 <w:sz w:val="19"/>
               </w:rPr>
-              <w:t>Their own laptop for the whole course, and a connection that holds a 75-minute video call with screen sharing. A webcam is wanted but not required</w:t>
+              <w:t>Their own laptop for the whole course, and a connection that holds a two-hour video call with screen sharing. A webcam is wanted but not required</w:t>
             </w:r>
           </w:p>
         </w:tc>
@@ -6600,7 +6777,7 @@
                 <w:color w:val="1A1A1A"/>
                 <w:sz w:val="19"/>
               </w:rPr>
-              <w:t>Day 24</w:t>
+              <w:t>Session 16</w:t>
             </w:r>
           </w:p>
         </w:tc>
@@ -7128,7 +7305,7 @@
           <w:color w:val="1A1A1A"/>
           <w:sz w:val="21"/>
         </w:rPr>
-        <w:t xml:space="preserve"> — the 24 teaching sessions remain 30 hours exactly and the assessments add roughly 3½ hours.</w:t>
+        <w:t xml:space="preserve"> — the 16 teaching sessions remain 32 hours exactly and the assessments add roughly 3½ hours.</w:t>
       </w:r>
     </w:p>
     <w:tbl>
@@ -7325,7 +7502,7 @@
                 <w:color w:val="1A1A1A"/>
                 <w:sz w:val="19"/>
               </w:rPr>
-              <w:t>Before day 1</w:t>
+              <w:t>Before session 1</w:t>
             </w:r>
           </w:p>
         </w:tc>
@@ -7563,7 +7740,7 @@
                 <w:color w:val="1A1A1A"/>
                 <w:sz w:val="19"/>
               </w:rPr>
-              <w:t>Day 24</w:t>
+              <w:t>Session 16</w:t>
             </w:r>
           </w:p>
         </w:tc>
@@ -7620,7 +7797,7 @@
                 <w:color w:val="1A1A1A"/>
                 <w:sz w:val="19"/>
               </w:rPr>
-              <w:t>Days 14–24</w:t>
+              <w:t>Topics 14–24</w:t>
             </w:r>
           </w:p>
         </w:tc>
@@ -10240,7 +10417,7 @@
                 <w:color w:val="1A1A1A"/>
                 <w:sz w:val="18"/>
               </w:rPr>
-              <w:t>A missed two-hour session now costs more than a missed 75-minute one did</w:t>
+              <w:t>A missed session now costs more than it did on the old three-a-week schedule</w:t>
             </w:r>
             <w:r>
               <w:rPr>
@@ -10248,7 +10425,7 @@
                 <w:color w:val="1A1A1A"/>
                 <w:sz w:val="18"/>
               </w:rPr>
-              <w:t xml:space="preserve"> — the recap block at the start of each session exists for it</w:t>
+              <w:t xml:space="preserve"> — it is two hours and two topics, not one — and the recap block at the start of every session exists for it</w:t>
             </w:r>
           </w:p>
         </w:tc>
@@ -11193,7 +11370,7 @@
           <w:color w:val="1A1A1A"/>
           <w:sz w:val="21"/>
         </w:rPr>
-        <w:t>Is 30 hours enough</w:t>
+        <w:t>Is 32 hours enough</w:t>
       </w:r>
       <w:r>
         <w:rPr>
@@ -11338,7 +11515,7 @@
           <w:color w:val="1A1A1A"/>
           <w:sz w:val="21"/>
         </w:rPr>
-        <w:t>. It is the same length, the same shape and the same method: twenty-four sessions of seventy-five minutes, three a week for eight weeks, delivered remotely in groups of four to eight.</w:t>
+        <w:t>. It is the same length, the same shape and the same method: sixteen sessions of two hours, twice a week for eight weeks, delivered remotely in groups of four to eight.</w:t>
       </w:r>
     </w:p>
     <w:tbl>
@@ -11801,7 +11978,7 @@
                 <w:color w:val="1A1A1A"/>
                 <w:sz w:val="19"/>
               </w:rPr>
-              <w:t>5 of 24</w:t>
+              <w:t>5 of 16</w:t>
             </w:r>
           </w:p>
         </w:tc>
@@ -11822,7 +11999,7 @@
                 <w:color w:val="1A1A1A"/>
                 <w:sz w:val="19"/>
               </w:rPr>
-              <w:t>7 of 24</w:t>
+              <w:t>7 of 16</w:t>
             </w:r>
           </w:p>
         </w:tc>
@@ -13098,7 +13275,7 @@
                 <w:color w:val="1A1A1A"/>
                 <w:sz w:val="19"/>
               </w:rPr>
-              <w:t>At the mechanics — they still cannot code after 30 hours</w:t>
+              <w:t>At the mechanics — they still cannot code after 32 hours</w:t>
             </w:r>
           </w:p>
         </w:tc>
@@ -13941,7 +14118,7 @@
           <w:color w:val="5A5A5A"/>
           <w:sz w:val="18"/>
         </w:rPr>
-        <w:t>Programme dossier v2.1 · 2 October 2026 · Prepared for Fast Foundation. Figures in this document are generated from the programme materials and verified against them at the time of writing.</w:t>
+        <w:t>Programme dossier v2.2 · 2 October 2026 · Prepared for Fast Foundation. Figures in this document are generated from the programme materials and verified against them at the time of writing.</w:t>
       </w:r>
     </w:p>
     <w:sectPr>
